--- a/plantillas/Acta_Validacion.docx
+++ b/plantillas/Acta_Validacion.docx
@@ -220,6 +220,7 @@
                                           <w:lang w:val="es-ES"/>
                                         </w:rPr>
                                       </w:pPr>
+                                      <w:proofErr w:type="gramStart"/>
                                       <w:r>
                                         <w:rPr>
                                           <w:rFonts w:ascii="Arial" w:hAnsi="Arial" w:cs="Arial"/>
@@ -236,7 +237,17 @@
                                           <w:bCs/>
                                           <w:lang w:val="es-ES"/>
                                         </w:rPr>
-                                        <w:t>{nm}</w:t>
+                                        <w:t>{</w:t>
+                                      </w:r>
+                                      <w:proofErr w:type="gramEnd"/>
+                                      <w:r>
+                                        <w:rPr>
+                                          <w:rFonts w:ascii="Arial" w:hAnsi="Arial" w:cs="Arial"/>
+                                          <w:b/>
+                                          <w:bCs/>
+                                          <w:lang w:val="es-ES"/>
+                                        </w:rPr>
+                                        <w:t>nm}</w:t>
                                       </w:r>
                                       <w:r>
                                         <w:rPr>
@@ -480,7 +491,27 @@
                                           <w:szCs w:val="16"/>
                                           <w:lang w:val="en-US"/>
                                         </w:rPr>
-                                        <w:t>{demarcacion}</w:t>
+                                        <w:t>{</w:t>
+                                      </w:r>
+                                      <w:proofErr w:type="spellStart"/>
+                                      <w:r>
+                                        <w:rPr>
+                                          <w:rFonts w:ascii="Arial" w:hAnsi="Arial" w:cs="Arial"/>
+                                          <w:sz w:val="16"/>
+                                          <w:szCs w:val="16"/>
+                                          <w:lang w:val="en-US"/>
+                                        </w:rPr>
+                                        <w:t>demarcacion</w:t>
+                                      </w:r>
+                                      <w:proofErr w:type="spellEnd"/>
+                                      <w:r>
+                                        <w:rPr>
+                                          <w:rFonts w:ascii="Arial" w:hAnsi="Arial" w:cs="Arial"/>
+                                          <w:sz w:val="16"/>
+                                          <w:szCs w:val="16"/>
+                                          <w:lang w:val="en-US"/>
+                                        </w:rPr>
+                                        <w:t>}</w:t>
                                       </w:r>
                                     </w:p>
                                   </w:txbxContent>
@@ -598,7 +629,27 @@
                                           <w:szCs w:val="16"/>
                                           <w:lang w:val="en-US"/>
                                         </w:rPr>
-                                        <w:t>{ut}</w:t>
+                                        <w:t>{</w:t>
+                                      </w:r>
+                                      <w:proofErr w:type="spellStart"/>
+                                      <w:r>
+                                        <w:rPr>
+                                          <w:rFonts w:ascii="Arial" w:hAnsi="Arial" w:cs="Arial"/>
+                                          <w:sz w:val="16"/>
+                                          <w:szCs w:val="16"/>
+                                          <w:lang w:val="en-US"/>
+                                        </w:rPr>
+                                        <w:t>ut</w:t>
+                                      </w:r>
+                                      <w:proofErr w:type="spellEnd"/>
+                                      <w:r>
+                                        <w:rPr>
+                                          <w:rFonts w:ascii="Arial" w:hAnsi="Arial" w:cs="Arial"/>
+                                          <w:sz w:val="16"/>
+                                          <w:szCs w:val="16"/>
+                                          <w:lang w:val="en-US"/>
+                                        </w:rPr>
+                                        <w:t>}</w:t>
                                       </w:r>
                                     </w:p>
                                   </w:txbxContent>
@@ -790,7 +841,6 @@
                                     <w:rFonts w:ascii="Arial" w:hAnsi="Arial" w:cs="Arial"/>
                                     <w:sz w:val="16"/>
                                     <w:szCs w:val="16"/>
-                                    <w:u w:val="single"/>
                                   </w:rPr>
                                   <w:t>{hora}</w:t>
                                 </w:r>
@@ -807,9 +857,26 @@
                                     <w:rFonts w:ascii="Arial" w:hAnsi="Arial" w:cs="Arial"/>
                                     <w:sz w:val="16"/>
                                     <w:szCs w:val="16"/>
-                                    <w:u w:val="single"/>
-                                  </w:rPr>
-                                  <w:t>{dia}</w:t>
+                                  </w:rPr>
+                                  <w:t>{</w:t>
+                                </w:r>
+                                <w:proofErr w:type="spellStart"/>
+                                <w:r>
+                                  <w:rPr>
+                                    <w:rFonts w:ascii="Arial" w:hAnsi="Arial" w:cs="Arial"/>
+                                    <w:sz w:val="16"/>
+                                    <w:szCs w:val="16"/>
+                                  </w:rPr>
+                                  <w:t>dia</w:t>
+                                </w:r>
+                                <w:proofErr w:type="spellEnd"/>
+                                <w:r>
+                                  <w:rPr>
+                                    <w:rFonts w:ascii="Arial" w:hAnsi="Arial" w:cs="Arial"/>
+                                    <w:sz w:val="16"/>
+                                    <w:szCs w:val="16"/>
+                                  </w:rPr>
+                                  <w:t>}</w:t>
                                 </w:r>
                                 <w:r>
                                   <w:rPr>
@@ -824,7 +891,6 @@
                                     <w:rFonts w:ascii="Arial" w:hAnsi="Arial" w:cs="Arial"/>
                                     <w:sz w:val="16"/>
                                     <w:szCs w:val="16"/>
-                                    <w:u w:val="single"/>
                                   </w:rPr>
                                   <w:t>{mes}</w:t>
                                 </w:r>
@@ -834,16 +900,51 @@
                                     <w:sz w:val="16"/>
                                     <w:szCs w:val="16"/>
                                   </w:rPr>
-                                  <w:t xml:space="preserve"> de {anio}, en el domicilio que ocupa la Dirección Distrital </w:t>
-                                </w:r>
-                                <w:r>
-                                  <w:rPr>
-                                    <w:rFonts w:ascii="Arial" w:hAnsi="Arial" w:cs="Arial"/>
-                                    <w:sz w:val="16"/>
-                                    <w:szCs w:val="16"/>
-                                    <w:u w:val="single"/>
-                                  </w:rPr>
-                                  <w:t>{dd}</w:t>
+                                  <w:t xml:space="preserve"> de {</w:t>
+                                </w:r>
+                                <w:proofErr w:type="spellStart"/>
+                                <w:r>
+                                  <w:rPr>
+                                    <w:rFonts w:ascii="Arial" w:hAnsi="Arial" w:cs="Arial"/>
+                                    <w:sz w:val="16"/>
+                                    <w:szCs w:val="16"/>
+                                  </w:rPr>
+                                  <w:t>anio</w:t>
+                                </w:r>
+                                <w:proofErr w:type="spellEnd"/>
+                                <w:r>
+                                  <w:rPr>
+                                    <w:rFonts w:ascii="Arial" w:hAnsi="Arial" w:cs="Arial"/>
+                                    <w:sz w:val="16"/>
+                                    <w:szCs w:val="16"/>
+                                  </w:rPr>
+                                  <w:t xml:space="preserve">}, en el domicilio que ocupa la Dirección Distrital </w:t>
+                                </w:r>
+                                <w:r>
+                                  <w:rPr>
+                                    <w:rFonts w:ascii="Arial" w:hAnsi="Arial" w:cs="Arial"/>
+                                    <w:sz w:val="16"/>
+                                    <w:szCs w:val="16"/>
+                                  </w:rPr>
+                                  <w:t>{</w:t>
+                                </w:r>
+                                <w:proofErr w:type="spellStart"/>
+                                <w:r>
+                                  <w:rPr>
+                                    <w:rFonts w:ascii="Arial" w:hAnsi="Arial" w:cs="Arial"/>
+                                    <w:sz w:val="16"/>
+                                    <w:szCs w:val="16"/>
+                                  </w:rPr>
+                                  <w:t>dd</w:t>
+                                </w:r>
+                                <w:proofErr w:type="spellEnd"/>
+                                <w:r>
+                                  <w:rPr>
+                                    <w:rFonts w:ascii="Arial" w:hAnsi="Arial" w:cs="Arial"/>
+                                    <w:sz w:val="16"/>
+                                    <w:szCs w:val="16"/>
+                                  </w:rPr>
+                                  <w:t>}</w:t>
                                 </w:r>
                                 <w:r>
                                   <w:rPr>
@@ -858,9 +959,26 @@
                                     <w:rFonts w:ascii="Arial" w:hAnsi="Arial" w:cs="Arial"/>
                                     <w:sz w:val="16"/>
                                     <w:szCs w:val="16"/>
-                                    <w:u w:val="single"/>
-                                  </w:rPr>
-                                  <w:t>{direccion}</w:t>
+                                  </w:rPr>
+                                  <w:t>{</w:t>
+                                </w:r>
+                                <w:proofErr w:type="spellStart"/>
+                                <w:r>
+                                  <w:rPr>
+                                    <w:rFonts w:ascii="Arial" w:hAnsi="Arial" w:cs="Arial"/>
+                                    <w:sz w:val="16"/>
+                                    <w:szCs w:val="16"/>
+                                  </w:rPr>
+                                  <w:t>direccion</w:t>
+                                </w:r>
+                                <w:proofErr w:type="spellEnd"/>
+                                <w:r>
+                                  <w:rPr>
+                                    <w:rFonts w:ascii="Arial" w:hAnsi="Arial" w:cs="Arial"/>
+                                    <w:sz w:val="16"/>
+                                    <w:szCs w:val="16"/>
+                                  </w:rPr>
+                                  <w:t>}</w:t>
                                 </w:r>
                                 <w:r>
                                   <w:rPr>
@@ -914,7 +1032,29 @@
                                     <w:sz w:val="16"/>
                                     <w:szCs w:val="16"/>
                                   </w:rPr>
-                                  <w:t>{eleccion}</w:t>
+                                  <w:t>{</w:t>
+                                </w:r>
+                                <w:proofErr w:type="spellStart"/>
+                                <w:r>
+                                  <w:rPr>
+                                    <w:rFonts w:ascii="Arial" w:hAnsi="Arial" w:cs="Arial"/>
+                                    <w:b/>
+                                    <w:bCs/>
+                                    <w:sz w:val="16"/>
+                                    <w:szCs w:val="16"/>
+                                  </w:rPr>
+                                  <w:t>eleccion</w:t>
+                                </w:r>
+                                <w:proofErr w:type="spellEnd"/>
+                                <w:r>
+                                  <w:rPr>
+                                    <w:rFonts w:ascii="Arial" w:hAnsi="Arial" w:cs="Arial"/>
+                                    <w:b/>
+                                    <w:bCs/>
+                                    <w:sz w:val="16"/>
+                                    <w:szCs w:val="16"/>
+                                  </w:rPr>
+                                  <w:t>}</w:t>
                                 </w:r>
                                 <w:r>
                                   <w:rPr>
@@ -964,8 +1104,9 @@
                                     <w:sz w:val="16"/>
                                     <w:szCs w:val="16"/>
                                   </w:rPr>
-                                  <w:t xml:space="preserve"> las personas funcionarias que suscriben la presente</w:t>
-                                </w:r>
+                                  <w:t xml:space="preserve"> las personas funcionarias que suscriben la </w:t>
+                                </w:r>
+                                <w:proofErr w:type="gramStart"/>
                                 <w:r>
                                   <w:rPr>
                                     <w:rFonts w:ascii="Arial" w:hAnsi="Arial" w:cs="Arial"/>
@@ -974,7 +1115,7 @@
                                     <w:sz w:val="16"/>
                                     <w:szCs w:val="16"/>
                                   </w:rPr>
-                                  <w:t xml:space="preserve">, </w:t>
+                                  <w:t>presente</w:t>
                                 </w:r>
                                 <w:r>
                                   <w:rPr>
@@ -984,7 +1125,28 @@
                                     <w:sz w:val="16"/>
                                     <w:szCs w:val="16"/>
                                   </w:rPr>
-                                  <w:t xml:space="preserve"> hacen constar el siguiente resultado</w:t>
+                                  <w:t xml:space="preserve">, </w:t>
+                                </w:r>
+                                <w:r>
+                                  <w:rPr>
+                                    <w:rFonts w:ascii="Arial" w:hAnsi="Arial" w:cs="Arial"/>
+                                    <w:b/>
+                                    <w:bCs/>
+                                    <w:sz w:val="16"/>
+                                    <w:szCs w:val="16"/>
+                                  </w:rPr>
+                                  <w:t xml:space="preserve"> hacen</w:t>
+                                </w:r>
+                                <w:proofErr w:type="gramEnd"/>
+                                <w:r>
+                                  <w:rPr>
+                                    <w:rFonts w:ascii="Arial" w:hAnsi="Arial" w:cs="Arial"/>
+                                    <w:b/>
+                                    <w:bCs/>
+                                    <w:sz w:val="16"/>
+                                    <w:szCs w:val="16"/>
+                                  </w:rPr>
+                                  <w:t xml:space="preserve"> constar el siguiente resultado</w:t>
                                 </w:r>
                                 <w:r>
                                   <w:rPr>
@@ -1079,6 +1241,7 @@
                                     <w:lang w:val="es-ES"/>
                                   </w:rPr>
                                 </w:pPr>
+                                <w:proofErr w:type="gramStart"/>
                                 <w:r>
                                   <w:rPr>
                                     <w:rFonts w:ascii="Arial" w:hAnsi="Arial" w:cs="Arial"/>
@@ -1095,7 +1258,17 @@
                                     <w:bCs/>
                                     <w:lang w:val="es-ES"/>
                                   </w:rPr>
-                                  <w:t>{nm}</w:t>
+                                  <w:t>{</w:t>
+                                </w:r>
+                                <w:proofErr w:type="gramEnd"/>
+                                <w:r>
+                                  <w:rPr>
+                                    <w:rFonts w:ascii="Arial" w:hAnsi="Arial" w:cs="Arial"/>
+                                    <w:b/>
+                                    <w:bCs/>
+                                    <w:lang w:val="es-ES"/>
+                                  </w:rPr>
+                                  <w:t>nm}</w:t>
                                 </w:r>
                                 <w:r>
                                   <w:rPr>
@@ -1254,7 +1427,27 @@
                                     <w:szCs w:val="16"/>
                                     <w:lang w:val="en-US"/>
                                   </w:rPr>
-                                  <w:t>{demarcacion}</w:t>
+                                  <w:t>{</w:t>
+                                </w:r>
+                                <w:proofErr w:type="spellStart"/>
+                                <w:r>
+                                  <w:rPr>
+                                    <w:rFonts w:ascii="Arial" w:hAnsi="Arial" w:cs="Arial"/>
+                                    <w:sz w:val="16"/>
+                                    <w:szCs w:val="16"/>
+                                    <w:lang w:val="en-US"/>
+                                  </w:rPr>
+                                  <w:t>demarcacion</w:t>
+                                </w:r>
+                                <w:proofErr w:type="spellEnd"/>
+                                <w:r>
+                                  <w:rPr>
+                                    <w:rFonts w:ascii="Arial" w:hAnsi="Arial" w:cs="Arial"/>
+                                    <w:sz w:val="16"/>
+                                    <w:szCs w:val="16"/>
+                                    <w:lang w:val="en-US"/>
+                                  </w:rPr>
+                                  <w:t>}</w:t>
                                 </w:r>
                               </w:p>
                             </w:txbxContent>
@@ -1322,7 +1515,27 @@
                                     <w:szCs w:val="16"/>
                                     <w:lang w:val="en-US"/>
                                   </w:rPr>
-                                  <w:t>{ut}</w:t>
+                                  <w:t>{</w:t>
+                                </w:r>
+                                <w:proofErr w:type="spellStart"/>
+                                <w:r>
+                                  <w:rPr>
+                                    <w:rFonts w:ascii="Arial" w:hAnsi="Arial" w:cs="Arial"/>
+                                    <w:sz w:val="16"/>
+                                    <w:szCs w:val="16"/>
+                                    <w:lang w:val="en-US"/>
+                                  </w:rPr>
+                                  <w:t>ut</w:t>
+                                </w:r>
+                                <w:proofErr w:type="spellEnd"/>
+                                <w:r>
+                                  <w:rPr>
+                                    <w:rFonts w:ascii="Arial" w:hAnsi="Arial" w:cs="Arial"/>
+                                    <w:sz w:val="16"/>
+                                    <w:szCs w:val="16"/>
+                                    <w:lang w:val="en-US"/>
+                                  </w:rPr>
+                                  <w:t>}</w:t>
                                 </w:r>
                               </w:p>
                             </w:txbxContent>
@@ -1437,7 +1650,6 @@
                               <w:rFonts w:ascii="Arial" w:hAnsi="Arial" w:cs="Arial"/>
                               <w:sz w:val="16"/>
                               <w:szCs w:val="16"/>
-                              <w:u w:val="single"/>
                             </w:rPr>
                             <w:t>{hora}</w:t>
                           </w:r>
@@ -1454,9 +1666,26 @@
                               <w:rFonts w:ascii="Arial" w:hAnsi="Arial" w:cs="Arial"/>
                               <w:sz w:val="16"/>
                               <w:szCs w:val="16"/>
-                              <w:u w:val="single"/>
                             </w:rPr>
-                            <w:t>{dia}</w:t>
+                            <w:t>{</w:t>
+                          </w:r>
+                          <w:proofErr w:type="spellStart"/>
+                          <w:r>
+                            <w:rPr>
+                              <w:rFonts w:ascii="Arial" w:hAnsi="Arial" w:cs="Arial"/>
+                              <w:sz w:val="16"/>
+                              <w:szCs w:val="16"/>
+                            </w:rPr>
+                            <w:t>dia</w:t>
+                          </w:r>
+                          <w:proofErr w:type="spellEnd"/>
+                          <w:r>
+                            <w:rPr>
+                              <w:rFonts w:ascii="Arial" w:hAnsi="Arial" w:cs="Arial"/>
+                              <w:sz w:val="16"/>
+                              <w:szCs w:val="16"/>
+                            </w:rPr>
+                            <w:t>}</w:t>
                           </w:r>
                           <w:r>
                             <w:rPr>
@@ -1471,7 +1700,6 @@
                               <w:rFonts w:ascii="Arial" w:hAnsi="Arial" w:cs="Arial"/>
                               <w:sz w:val="16"/>
                               <w:szCs w:val="16"/>
-                              <w:u w:val="single"/>
                             </w:rPr>
                             <w:t>{mes}</w:t>
                           </w:r>
@@ -1481,16 +1709,51 @@
                               <w:sz w:val="16"/>
                               <w:szCs w:val="16"/>
                             </w:rPr>
-                            <w:t xml:space="preserve"> de {anio}, en el domicilio que ocupa la Dirección Distrital </w:t>
+                            <w:t xml:space="preserve"> de {</w:t>
+                          </w:r>
+                          <w:proofErr w:type="spellStart"/>
+                          <w:r>
+                            <w:rPr>
+                              <w:rFonts w:ascii="Arial" w:hAnsi="Arial" w:cs="Arial"/>
+                              <w:sz w:val="16"/>
+                              <w:szCs w:val="16"/>
+                            </w:rPr>
+                            <w:t>anio</w:t>
+                          </w:r>
+                          <w:proofErr w:type="spellEnd"/>
+                          <w:r>
+                            <w:rPr>
+                              <w:rFonts w:ascii="Arial" w:hAnsi="Arial" w:cs="Arial"/>
+                              <w:sz w:val="16"/>
+                              <w:szCs w:val="16"/>
+                            </w:rPr>
+                            <w:t xml:space="preserve">}, en el domicilio que ocupa la Dirección Distrital </w:t>
                           </w:r>
                           <w:r>
                             <w:rPr>
                               <w:rFonts w:ascii="Arial" w:hAnsi="Arial" w:cs="Arial"/>
                               <w:sz w:val="16"/>
                               <w:szCs w:val="16"/>
-                              <w:u w:val="single"/>
                             </w:rPr>
-                            <w:t>{dd}</w:t>
+                            <w:t>{</w:t>
+                          </w:r>
+                          <w:proofErr w:type="spellStart"/>
+                          <w:r>
+                            <w:rPr>
+                              <w:rFonts w:ascii="Arial" w:hAnsi="Arial" w:cs="Arial"/>
+                              <w:sz w:val="16"/>
+                              <w:szCs w:val="16"/>
+                            </w:rPr>
+                            <w:t>dd</w:t>
+                          </w:r>
+                          <w:proofErr w:type="spellEnd"/>
+                          <w:r>
+                            <w:rPr>
+                              <w:rFonts w:ascii="Arial" w:hAnsi="Arial" w:cs="Arial"/>
+                              <w:sz w:val="16"/>
+                              <w:szCs w:val="16"/>
+                            </w:rPr>
+                            <w:t>}</w:t>
                           </w:r>
                           <w:r>
                             <w:rPr>
@@ -1505,9 +1768,26 @@
                               <w:rFonts w:ascii="Arial" w:hAnsi="Arial" w:cs="Arial"/>
                               <w:sz w:val="16"/>
                               <w:szCs w:val="16"/>
-                              <w:u w:val="single"/>
                             </w:rPr>
-                            <w:t>{direccion}</w:t>
+                            <w:t>{</w:t>
+                          </w:r>
+                          <w:proofErr w:type="spellStart"/>
+                          <w:r>
+                            <w:rPr>
+                              <w:rFonts w:ascii="Arial" w:hAnsi="Arial" w:cs="Arial"/>
+                              <w:sz w:val="16"/>
+                              <w:szCs w:val="16"/>
+                            </w:rPr>
+                            <w:t>direccion</w:t>
+                          </w:r>
+                          <w:proofErr w:type="spellEnd"/>
+                          <w:r>
+                            <w:rPr>
+                              <w:rFonts w:ascii="Arial" w:hAnsi="Arial" w:cs="Arial"/>
+                              <w:sz w:val="16"/>
+                              <w:szCs w:val="16"/>
+                            </w:rPr>
+                            <w:t>}</w:t>
                           </w:r>
                           <w:r>
                             <w:rPr>
@@ -1561,7 +1841,29 @@
                               <w:sz w:val="16"/>
                               <w:szCs w:val="16"/>
                             </w:rPr>
-                            <w:t>{eleccion}</w:t>
+                            <w:t>{</w:t>
+                          </w:r>
+                          <w:proofErr w:type="spellStart"/>
+                          <w:r>
+                            <w:rPr>
+                              <w:rFonts w:ascii="Arial" w:hAnsi="Arial" w:cs="Arial"/>
+                              <w:b/>
+                              <w:bCs/>
+                              <w:sz w:val="16"/>
+                              <w:szCs w:val="16"/>
+                            </w:rPr>
+                            <w:t>eleccion</w:t>
+                          </w:r>
+                          <w:proofErr w:type="spellEnd"/>
+                          <w:r>
+                            <w:rPr>
+                              <w:rFonts w:ascii="Arial" w:hAnsi="Arial" w:cs="Arial"/>
+                              <w:b/>
+                              <w:bCs/>
+                              <w:sz w:val="16"/>
+                              <w:szCs w:val="16"/>
+                            </w:rPr>
+                            <w:t>}</w:t>
                           </w:r>
                           <w:r>
                             <w:rPr>
@@ -1611,7 +1913,18 @@
                               <w:sz w:val="16"/>
                               <w:szCs w:val="16"/>
                             </w:rPr>
-                            <w:t xml:space="preserve"> las personas funcionarias que suscriben la presente</w:t>
+                            <w:t xml:space="preserve"> las personas funcionarias que suscriben la </w:t>
+                          </w:r>
+                          <w:proofErr w:type="gramStart"/>
+                          <w:r>
+                            <w:rPr>
+                              <w:rFonts w:ascii="Arial" w:hAnsi="Arial" w:cs="Arial"/>
+                              <w:b/>
+                              <w:bCs/>
+                              <w:sz w:val="16"/>
+                              <w:szCs w:val="16"/>
+                            </w:rPr>
+                            <w:t>presente</w:t>
                           </w:r>
                           <w:r>
                             <w:rPr>
@@ -1631,7 +1944,18 @@
                               <w:sz w:val="16"/>
                               <w:szCs w:val="16"/>
                             </w:rPr>
-                            <w:t xml:space="preserve"> hacen constar el siguiente resultado</w:t>
+                            <w:t xml:space="preserve"> hacen</w:t>
+                          </w:r>
+                          <w:proofErr w:type="gramEnd"/>
+                          <w:r>
+                            <w:rPr>
+                              <w:rFonts w:ascii="Arial" w:hAnsi="Arial" w:cs="Arial"/>
+                              <w:b/>
+                              <w:bCs/>
+                              <w:sz w:val="16"/>
+                              <w:szCs w:val="16"/>
+                            </w:rPr>
+                            <w:t xml:space="preserve"> constar el siguiente resultado</w:t>
                           </w:r>
                           <w:r>
                             <w:rPr>
@@ -1891,11 +2215,19 @@
                 <w:rFonts w:ascii="Arial" w:hAnsi="Arial" w:cs="Arial"/>
               </w:rPr>
             </w:pPr>
+            <w:proofErr w:type="gramStart"/>
             <w:r>
               <w:rPr>
                 <w:rFonts w:ascii="Arial" w:hAnsi="Arial" w:cs="Arial"/>
               </w:rPr>
-              <w:t>TOTAL CON NÚMERO</w:t>
+              <w:t>TOTAL</w:t>
+            </w:r>
+            <w:proofErr w:type="gramEnd"/>
+            <w:r>
+              <w:rPr>
+                <w:rFonts w:ascii="Arial" w:hAnsi="Arial" w:cs="Arial"/>
+              </w:rPr>
+              <w:t xml:space="preserve"> CON NÚMERO</w:t>
             </w:r>
           </w:p>
         </w:tc>
@@ -1912,11 +2244,19 @@
                 <w:rFonts w:ascii="Arial" w:hAnsi="Arial" w:cs="Arial"/>
               </w:rPr>
             </w:pPr>
+            <w:proofErr w:type="gramStart"/>
             <w:r>
               <w:rPr>
                 <w:rFonts w:ascii="Arial" w:hAnsi="Arial" w:cs="Arial"/>
               </w:rPr>
-              <w:t>TOTAL CON LETRA</w:t>
+              <w:t>TOTAL</w:t>
+            </w:r>
+            <w:proofErr w:type="gramEnd"/>
+            <w:r>
+              <w:rPr>
+                <w:rFonts w:ascii="Arial" w:hAnsi="Arial" w:cs="Arial"/>
+              </w:rPr>
+              <w:t xml:space="preserve"> CON LETRA</w:t>
             </w:r>
           </w:p>
         </w:tc>
@@ -1942,8 +2282,18 @@
                 <w:sz w:val="20"/>
                 <w:szCs w:val="20"/>
               </w:rPr>
-              <w:t>{#proyectos}{</w:t>
+              <w:t>{#</w:t>
             </w:r>
+            <w:proofErr w:type="gramStart"/>
+            <w:r>
+              <w:rPr>
+                <w:rFonts w:ascii="Arial" w:hAnsi="Arial" w:cs="Arial"/>
+                <w:sz w:val="20"/>
+                <w:szCs w:val="20"/>
+              </w:rPr>
+              <w:t>proyectos}{</w:t>
+            </w:r>
+            <w:proofErr w:type="gramEnd"/>
             <w:r>
               <w:rPr>
                 <w:rFonts w:ascii="Arial" w:hAnsi="Arial" w:cs="Arial"/>
@@ -1982,7 +2332,25 @@
                 <w:sz w:val="20"/>
                 <w:szCs w:val="20"/>
               </w:rPr>
-              <w:t>{total_votos}</w:t>
+              <w:t>{</w:t>
+            </w:r>
+            <w:proofErr w:type="spellStart"/>
+            <w:r>
+              <w:rPr>
+                <w:rFonts w:ascii="Arial" w:hAnsi="Arial" w:cs="Arial"/>
+                <w:sz w:val="20"/>
+                <w:szCs w:val="20"/>
+              </w:rPr>
+              <w:t>total_votos</w:t>
+            </w:r>
+            <w:proofErr w:type="spellEnd"/>
+            <w:r>
+              <w:rPr>
+                <w:rFonts w:ascii="Arial" w:hAnsi="Arial" w:cs="Arial"/>
+                <w:sz w:val="20"/>
+                <w:szCs w:val="20"/>
+              </w:rPr>
+              <w:t>}</w:t>
             </w:r>
           </w:p>
         </w:tc>
@@ -2006,7 +2374,43 @@
                 <w:sz w:val="20"/>
                 <w:szCs w:val="20"/>
               </w:rPr>
-              <w:t>{total_votosL}{/proyectos}</w:t>
+              <w:t>{</w:t>
+            </w:r>
+            <w:proofErr w:type="spellStart"/>
+            <w:r>
+              <w:rPr>
+                <w:rFonts w:ascii="Arial" w:hAnsi="Arial" w:cs="Arial"/>
+                <w:sz w:val="20"/>
+                <w:szCs w:val="20"/>
+              </w:rPr>
+              <w:t>total_</w:t>
+            </w:r>
+            <w:proofErr w:type="gramStart"/>
+            <w:r>
+              <w:rPr>
+                <w:rFonts w:ascii="Arial" w:hAnsi="Arial" w:cs="Arial"/>
+                <w:sz w:val="20"/>
+                <w:szCs w:val="20"/>
+              </w:rPr>
+              <w:t>votosL</w:t>
+            </w:r>
+            <w:proofErr w:type="spellEnd"/>
+            <w:r>
+              <w:rPr>
+                <w:rFonts w:ascii="Arial" w:hAnsi="Arial" w:cs="Arial"/>
+                <w:sz w:val="20"/>
+                <w:szCs w:val="20"/>
+              </w:rPr>
+              <w:t>}{</w:t>
+            </w:r>
+            <w:proofErr w:type="gramEnd"/>
+            <w:r>
+              <w:rPr>
+                <w:rFonts w:ascii="Arial" w:hAnsi="Arial" w:cs="Arial"/>
+                <w:sz w:val="20"/>
+                <w:szCs w:val="20"/>
+              </w:rPr>
+              <w:t>/proyectos}</w:t>
             </w:r>
           </w:p>
         </w:tc>
@@ -2083,7 +2487,25 @@
                 <w:sz w:val="20"/>
                 <w:szCs w:val="20"/>
               </w:rPr>
-              <w:t>{nulasL}</w:t>
+              <w:t>{</w:t>
+            </w:r>
+            <w:proofErr w:type="spellStart"/>
+            <w:r>
+              <w:rPr>
+                <w:rFonts w:ascii="Arial" w:hAnsi="Arial" w:cs="Arial"/>
+                <w:sz w:val="20"/>
+                <w:szCs w:val="20"/>
+              </w:rPr>
+              <w:t>nulasL</w:t>
+            </w:r>
+            <w:proofErr w:type="spellEnd"/>
+            <w:r>
+              <w:rPr>
+                <w:rFonts w:ascii="Arial" w:hAnsi="Arial" w:cs="Arial"/>
+                <w:sz w:val="20"/>
+                <w:szCs w:val="20"/>
+              </w:rPr>
+              <w:t>}</w:t>
             </w:r>
           </w:p>
         </w:tc>
@@ -2166,7 +2588,25 @@
                 <w:sz w:val="20"/>
                 <w:szCs w:val="20"/>
               </w:rPr>
-              <w:t>{totalL}</w:t>
+              <w:t>{</w:t>
+            </w:r>
+            <w:proofErr w:type="spellStart"/>
+            <w:r>
+              <w:rPr>
+                <w:rFonts w:ascii="Arial" w:hAnsi="Arial" w:cs="Arial"/>
+                <w:sz w:val="20"/>
+                <w:szCs w:val="20"/>
+              </w:rPr>
+              <w:t>totalL</w:t>
+            </w:r>
+            <w:proofErr w:type="spellEnd"/>
+            <w:r>
+              <w:rPr>
+                <w:rFonts w:ascii="Arial" w:hAnsi="Arial" w:cs="Arial"/>
+                <w:sz w:val="20"/>
+                <w:szCs w:val="20"/>
+              </w:rPr>
+              <w:t>}</w:t>
             </w:r>
           </w:p>
         </w:tc>
@@ -2394,7 +2834,16 @@
                 <w:sz w:val="18"/>
                 <w:szCs w:val="18"/>
               </w:rPr>
-              <w:t>{coordinador</w:t>
+              <w:t>{</w:t>
+            </w:r>
+            <w:proofErr w:type="spellStart"/>
+            <w:r>
+              <w:rPr>
+                <w:rFonts w:ascii="Arial" w:hAnsi="Arial" w:cs="Arial"/>
+                <w:sz w:val="18"/>
+                <w:szCs w:val="18"/>
+              </w:rPr>
+              <w:t>coordinador</w:t>
             </w:r>
             <w:r>
               <w:rPr>
@@ -2404,6 +2853,7 @@
               </w:rPr>
               <w:t>_puesto</w:t>
             </w:r>
+            <w:proofErr w:type="spellEnd"/>
             <w:r>
               <w:rPr>
                 <w:rFonts w:ascii="Arial" w:hAnsi="Arial" w:cs="Arial"/>
@@ -2476,7 +2926,16 @@
                 <w:sz w:val="18"/>
                 <w:szCs w:val="18"/>
               </w:rPr>
-              <w:t>{secretario</w:t>
+              <w:t>{</w:t>
+            </w:r>
+            <w:proofErr w:type="spellStart"/>
+            <w:r>
+              <w:rPr>
+                <w:rFonts w:ascii="Arial" w:hAnsi="Arial" w:cs="Arial"/>
+                <w:sz w:val="18"/>
+                <w:szCs w:val="18"/>
+              </w:rPr>
+              <w:t>secretario</w:t>
             </w:r>
             <w:r>
               <w:rPr>
@@ -2486,6 +2945,7 @@
               </w:rPr>
               <w:t>_puesto</w:t>
             </w:r>
+            <w:proofErr w:type="spellEnd"/>
             <w:r>
               <w:rPr>
                 <w:rFonts w:ascii="Arial" w:hAnsi="Arial" w:cs="Arial"/>
